--- a/Documents/Perfomance Testing/Interview Preparation/Deliote Interview_1.docx
+++ b/Documents/Perfomance Testing/Interview Preparation/Deliote Interview_1.docx
@@ -4,7 +4,33 @@
   <w:body>
     <w:p>
       <w:r>
-        <w:t>preparing for an performance testing interview, so what ever the question i ask given accordingly short and crisp</w:t>
+        <w:t xml:space="preserve">preparing for </w:t>
+      </w:r>
+      <w:proofErr w:type="gramStart"/>
+      <w:r>
+        <w:t>an</w:t>
+      </w:r>
+      <w:proofErr w:type="gramEnd"/>
+      <w:r>
+        <w:t xml:space="preserve"> performance testing interview, so </w:t>
+      </w:r>
+      <w:proofErr w:type="spellStart"/>
+      <w:proofErr w:type="gramStart"/>
+      <w:r>
+        <w:t>what ever</w:t>
+      </w:r>
+      <w:proofErr w:type="spellEnd"/>
+      <w:proofErr w:type="gramEnd"/>
+      <w:r>
+        <w:t xml:space="preserve"> the question </w:t>
+      </w:r>
+      <w:proofErr w:type="spellStart"/>
+      <w:r>
+        <w:t>i</w:t>
+      </w:r>
+      <w:proofErr w:type="spellEnd"/>
+      <w:r>
+        <w:t xml:space="preserve"> ask given accordingly short and crisp</w:t>
       </w:r>
     </w:p>
     <w:p/>
@@ -27,7 +53,15 @@
     </w:p>
     <w:p>
       <w:r>
-        <w:t>I’ll keep answers short, crisp, and interview-focused.</w:t>
+        <w:t xml:space="preserve">I’ll keep answers short, crisp, and </w:t>
+      </w:r>
+      <w:proofErr w:type="gramStart"/>
+      <w:r>
+        <w:t>interview-focused</w:t>
+      </w:r>
+      <w:proofErr w:type="gramEnd"/>
+      <w:r>
+        <w:t>.</w:t>
       </w:r>
     </w:p>
     <w:p/>
@@ -108,9 +142,27 @@
       </w:r>
     </w:p>
     <w:p>
-      <w:r>
-        <w:t>what domian are theres</w:t>
-      </w:r>
+      <w:proofErr w:type="gramStart"/>
+      <w:r>
+        <w:t>what</w:t>
+      </w:r>
+      <w:proofErr w:type="gramEnd"/>
+      <w:r>
+        <w:t xml:space="preserve"> </w:t>
+      </w:r>
+      <w:proofErr w:type="spellStart"/>
+      <w:r>
+        <w:t>domian</w:t>
+      </w:r>
+      <w:proofErr w:type="spellEnd"/>
+      <w:r>
+        <w:t xml:space="preserve"> are </w:t>
+      </w:r>
+      <w:proofErr w:type="spellStart"/>
+      <w:r>
+        <w:t>theres</w:t>
+      </w:r>
+      <w:proofErr w:type="spellEnd"/>
     </w:p>
     <w:p>
       <w:r>
@@ -192,8 +244,21 @@
     </w:p>
     <w:p>
       <w:r>
-        <w:t>how much exprire in loadrunner</w:t>
-      </w:r>
+        <w:t xml:space="preserve">how much </w:t>
+      </w:r>
+      <w:proofErr w:type="spellStart"/>
+      <w:r>
+        <w:t>exprire</w:t>
+      </w:r>
+      <w:proofErr w:type="spellEnd"/>
+      <w:r>
+        <w:t xml:space="preserve"> in </w:t>
+      </w:r>
+      <w:proofErr w:type="spellStart"/>
+      <w:r>
+        <w:t>loadrunner</w:t>
+      </w:r>
+      <w:proofErr w:type="spellEnd"/>
     </w:p>
     <w:p>
       <w:r>
@@ -249,9 +314,11 @@
       </w:r>
     </w:p>
     <w:p>
+      <w:proofErr w:type="spellStart"/>
       <w:r>
         <w:t>protocals</w:t>
       </w:r>
+      <w:proofErr w:type="spellEnd"/>
     </w:p>
     <w:p>
       <w:r>
@@ -273,8 +340,13 @@
     </w:p>
     <w:p/>
     <w:p>
-      <w:r>
-        <w:t>TruClient – For modern JS-heavy apps.</w:t>
+      <w:proofErr w:type="spellStart"/>
+      <w:r>
+        <w:t>TruClient</w:t>
+      </w:r>
+      <w:proofErr w:type="spellEnd"/>
+      <w:r>
+        <w:t xml:space="preserve"> – For modern JS-heavy apps.</w:t>
       </w:r>
     </w:p>
     <w:p/>
@@ -432,7 +504,25 @@
     </w:p>
     <w:p>
       <w:r>
-        <w:t>so many css,js request are there in a transcation how to hit all at once how to do</w:t>
+        <w:t xml:space="preserve">so many </w:t>
+      </w:r>
+      <w:proofErr w:type="spellStart"/>
+      <w:proofErr w:type="gramStart"/>
+      <w:r>
+        <w:t>css,js</w:t>
+      </w:r>
+      <w:proofErr w:type="spellEnd"/>
+      <w:proofErr w:type="gramEnd"/>
+      <w:r>
+        <w:t xml:space="preserve"> request are there in a </w:t>
+      </w:r>
+      <w:proofErr w:type="spellStart"/>
+      <w:r>
+        <w:t>transcation</w:t>
+      </w:r>
+      <w:proofErr w:type="spellEnd"/>
+      <w:r>
+        <w:t xml:space="preserve"> how to hit all at once how to do</w:t>
       </w:r>
     </w:p>
     <w:p>
@@ -525,48 +615,172 @@
     </w:p>
     <w:p/>
     <w:p>
-      <w:r>
-        <w:t>lr_start_parallel("ParallelActions");</w:t>
-      </w:r>
-    </w:p>
-    <w:p/>
-    <w:p>
-      <w:r>
-        <w:t xml:space="preserve">    lr_start_transaction("T1");</w:t>
-      </w:r>
-    </w:p>
-    <w:p>
-      <w:r>
-        <w:t xml:space="preserve">    web_url(...);</w:t>
-      </w:r>
-    </w:p>
-    <w:p>
-      <w:r>
-        <w:t xml:space="preserve">    lr_end_transaction("T1", LR_AUTO);</w:t>
-      </w:r>
+      <w:proofErr w:type="spellStart"/>
+      <w:r>
+        <w:t>lr_start_parallel</w:t>
+      </w:r>
+      <w:proofErr w:type="spellEnd"/>
+      <w:r>
+        <w:t>("</w:t>
+      </w:r>
+      <w:proofErr w:type="spellStart"/>
+      <w:r>
+        <w:t>ParallelActions</w:t>
+      </w:r>
+      <w:proofErr w:type="spellEnd"/>
+      <w:r>
+        <w:t>"</w:t>
+      </w:r>
+      <w:proofErr w:type="gramStart"/>
+      <w:r>
+        <w:t>);</w:t>
+      </w:r>
+      <w:proofErr w:type="gramEnd"/>
+    </w:p>
+    <w:p/>
+    <w:p>
+      <w:r>
+        <w:t xml:space="preserve">    </w:t>
+      </w:r>
+      <w:proofErr w:type="spellStart"/>
+      <w:r>
+        <w:t>lr_start_transaction</w:t>
+      </w:r>
+      <w:proofErr w:type="spellEnd"/>
+      <w:r>
+        <w:t>("T1"</w:t>
+      </w:r>
+      <w:proofErr w:type="gramStart"/>
+      <w:r>
+        <w:t>);</w:t>
+      </w:r>
+      <w:proofErr w:type="gramEnd"/>
+    </w:p>
+    <w:p>
+      <w:r>
+        <w:t xml:space="preserve">    </w:t>
+      </w:r>
+      <w:proofErr w:type="spellStart"/>
+      <w:r>
+        <w:t>web_url</w:t>
+      </w:r>
+      <w:proofErr w:type="spellEnd"/>
+      <w:proofErr w:type="gramStart"/>
+      <w:r>
+        <w:t>(...);</w:t>
+      </w:r>
+      <w:proofErr w:type="gramEnd"/>
+    </w:p>
+    <w:p>
+      <w:r>
+        <w:t xml:space="preserve">    </w:t>
+      </w:r>
+      <w:proofErr w:type="spellStart"/>
+      <w:r>
+        <w:t>lr_end_</w:t>
+      </w:r>
+      <w:proofErr w:type="gramStart"/>
+      <w:r>
+        <w:t>transaction</w:t>
+      </w:r>
+      <w:proofErr w:type="spellEnd"/>
+      <w:r>
+        <w:t>(</w:t>
+      </w:r>
+      <w:proofErr w:type="gramEnd"/>
+      <w:r>
+        <w:t>"T1", LR_AUTO</w:t>
+      </w:r>
+      <w:proofErr w:type="gramStart"/>
+      <w:r>
+        <w:t>);</w:t>
+      </w:r>
+      <w:proofErr w:type="gramEnd"/>
     </w:p>
     <w:p/>
     <w:p>
       <w:r>
         <w:lastRenderedPageBreak/>
-        <w:t xml:space="preserve">    lr_start_transaction("T2");</w:t>
-      </w:r>
-    </w:p>
-    <w:p>
-      <w:r>
-        <w:t xml:space="preserve">    web_url(...);</w:t>
-      </w:r>
-    </w:p>
-    <w:p>
-      <w:r>
-        <w:t xml:space="preserve">    lr_end_transaction("T2", LR_AUTO);</w:t>
-      </w:r>
-    </w:p>
-    <w:p/>
-    <w:p>
-      <w:r>
-        <w:t>lr_end_parallel("ParallelActions");</w:t>
-      </w:r>
+        <w:t xml:space="preserve">    </w:t>
+      </w:r>
+      <w:proofErr w:type="spellStart"/>
+      <w:r>
+        <w:t>lr_start_transaction</w:t>
+      </w:r>
+      <w:proofErr w:type="spellEnd"/>
+      <w:r>
+        <w:t>("T2"</w:t>
+      </w:r>
+      <w:proofErr w:type="gramStart"/>
+      <w:r>
+        <w:t>);</w:t>
+      </w:r>
+      <w:proofErr w:type="gramEnd"/>
+    </w:p>
+    <w:p>
+      <w:r>
+        <w:t xml:space="preserve">    </w:t>
+      </w:r>
+      <w:proofErr w:type="spellStart"/>
+      <w:r>
+        <w:t>web_url</w:t>
+      </w:r>
+      <w:proofErr w:type="spellEnd"/>
+      <w:proofErr w:type="gramStart"/>
+      <w:r>
+        <w:t>(...);</w:t>
+      </w:r>
+      <w:proofErr w:type="gramEnd"/>
+    </w:p>
+    <w:p>
+      <w:r>
+        <w:t xml:space="preserve">    </w:t>
+      </w:r>
+      <w:proofErr w:type="spellStart"/>
+      <w:r>
+        <w:t>lr_end_</w:t>
+      </w:r>
+      <w:proofErr w:type="gramStart"/>
+      <w:r>
+        <w:t>transaction</w:t>
+      </w:r>
+      <w:proofErr w:type="spellEnd"/>
+      <w:r>
+        <w:t>(</w:t>
+      </w:r>
+      <w:proofErr w:type="gramEnd"/>
+      <w:r>
+        <w:t>"T2", LR_AUTO</w:t>
+      </w:r>
+      <w:proofErr w:type="gramStart"/>
+      <w:r>
+        <w:t>);</w:t>
+      </w:r>
+      <w:proofErr w:type="gramEnd"/>
+    </w:p>
+    <w:p/>
+    <w:p>
+      <w:proofErr w:type="spellStart"/>
+      <w:r>
+        <w:t>lr_end_parallel</w:t>
+      </w:r>
+      <w:proofErr w:type="spellEnd"/>
+      <w:r>
+        <w:t>("</w:t>
+      </w:r>
+      <w:proofErr w:type="spellStart"/>
+      <w:r>
+        <w:t>ParallelActions</w:t>
+      </w:r>
+      <w:proofErr w:type="spellEnd"/>
+      <w:r>
+        <w:t>"</w:t>
+      </w:r>
+      <w:proofErr w:type="gramStart"/>
+      <w:r>
+        <w:t>);</w:t>
+      </w:r>
+      <w:proofErr w:type="gramEnd"/>
     </w:p>
     <w:p/>
     <w:p/>
@@ -588,8 +802,13 @@
       </w:r>
     </w:p>
     <w:p>
-      <w:r>
-        <w:t>do we have that function in LR</w:t>
+      <w:proofErr w:type="gramStart"/>
+      <w:r>
+        <w:t>do</w:t>
+      </w:r>
+      <w:proofErr w:type="gramEnd"/>
+      <w:r>
+        <w:t xml:space="preserve"> we have that function in LR</w:t>
       </w:r>
     </w:p>
     <w:p>
@@ -617,14 +836,32 @@
     </w:p>
     <w:p/>
     <w:p>
-      <w:r>
-        <w:t>lr_start_parallel_transaction("name"); → starts a parallel block.</w:t>
-      </w:r>
-    </w:p>
-    <w:p/>
-    <w:p>
-      <w:r>
-        <w:t>lr_end_parallel_transaction("name", status); → ends the block.</w:t>
+      <w:proofErr w:type="spellStart"/>
+      <w:r>
+        <w:t>lr_start_parallel_transaction</w:t>
+      </w:r>
+      <w:proofErr w:type="spellEnd"/>
+      <w:r>
+        <w:t>("name"); → starts a parallel block.</w:t>
+      </w:r>
+    </w:p>
+    <w:p/>
+    <w:p>
+      <w:proofErr w:type="spellStart"/>
+      <w:r>
+        <w:t>lr_end_parallel_</w:t>
+      </w:r>
+      <w:proofErr w:type="gramStart"/>
+      <w:r>
+        <w:t>transaction</w:t>
+      </w:r>
+      <w:proofErr w:type="spellEnd"/>
+      <w:r>
+        <w:t>(</w:t>
+      </w:r>
+      <w:proofErr w:type="gramEnd"/>
+      <w:r>
+        <w:t>"name", status); → ends the block.</w:t>
       </w:r>
     </w:p>
     <w:p/>
@@ -664,8 +901,29 @@
       </w:r>
     </w:p>
     <w:p>
-      <w:r>
-        <w:t>there is no that function in loadrunner?</w:t>
+      <w:proofErr w:type="gramStart"/>
+      <w:r>
+        <w:t>there is</w:t>
+      </w:r>
+      <w:proofErr w:type="gramEnd"/>
+      <w:r>
+        <w:t xml:space="preserve"> </w:t>
+      </w:r>
+      <w:proofErr w:type="gramStart"/>
+      <w:r>
+        <w:t>no</w:t>
+      </w:r>
+      <w:proofErr w:type="gramEnd"/>
+      <w:r>
+        <w:t xml:space="preserve"> that function in </w:t>
+      </w:r>
+      <w:proofErr w:type="spellStart"/>
+      <w:r>
+        <w:t>loadrunner</w:t>
+      </w:r>
+      <w:proofErr w:type="spellEnd"/>
+      <w:r>
+        <w:t>?</w:t>
       </w:r>
     </w:p>
     <w:p>
@@ -685,7 +943,15 @@
         <w:t>👍</w:t>
       </w:r>
       <w:r>
-        <w:t xml:space="preserve"> — there is no function like lr_start_parallel_transaction in LoadRunner.</w:t>
+        <w:t xml:space="preserve"> — there is no function like </w:t>
+      </w:r>
+      <w:proofErr w:type="spellStart"/>
+      <w:r>
+        <w:t>lr_start_parallel_transaction</w:t>
+      </w:r>
+      <w:proofErr w:type="spellEnd"/>
+      <w:r>
+        <w:t xml:space="preserve"> in LoadRunner.</w:t>
       </w:r>
     </w:p>
     <w:p/>
@@ -697,7 +963,15 @@
         <w:t>👉</w:t>
       </w:r>
       <w:r>
-        <w:t xml:space="preserve"> What LoadRunner actually provides:</w:t>
+        <w:t xml:space="preserve"> What LoadRunner </w:t>
+      </w:r>
+      <w:proofErr w:type="gramStart"/>
+      <w:r>
+        <w:t>actually provides</w:t>
+      </w:r>
+      <w:proofErr w:type="gramEnd"/>
+      <w:r>
+        <w:t>:</w:t>
       </w:r>
     </w:p>
     <w:p/>
@@ -709,7 +983,23 @@
     <w:p/>
     <w:p>
       <w:r>
-        <w:t>Async Calls (web_reg_async_*) → for AJAX/websocket type parallel requests.</w:t>
+        <w:t>Async Calls (</w:t>
+      </w:r>
+      <w:proofErr w:type="spellStart"/>
+      <w:r>
+        <w:t>web_reg_async</w:t>
+      </w:r>
+      <w:proofErr w:type="spellEnd"/>
+      <w:r>
+        <w:t>_*) → for AJAX/</w:t>
+      </w:r>
+      <w:proofErr w:type="spellStart"/>
+      <w:r>
+        <w:t>websocket</w:t>
+      </w:r>
+      <w:proofErr w:type="spellEnd"/>
+      <w:r>
+        <w:t xml:space="preserve"> type parallel requests.</w:t>
       </w:r>
     </w:p>
     <w:p/>
@@ -750,7 +1040,23 @@
     </w:p>
     <w:p>
       <w:r>
-        <w:t>how to stop the user in loadrunner script if the transaction resposnse is more than 2sec</w:t>
+        <w:t xml:space="preserve">how to stop the user in </w:t>
+      </w:r>
+      <w:proofErr w:type="spellStart"/>
+      <w:r>
+        <w:t>loadrunner</w:t>
+      </w:r>
+      <w:proofErr w:type="spellEnd"/>
+      <w:r>
+        <w:t xml:space="preserve"> script if the transaction </w:t>
+      </w:r>
+      <w:proofErr w:type="spellStart"/>
+      <w:r>
+        <w:t>resposnse</w:t>
+      </w:r>
+      <w:proofErr w:type="spellEnd"/>
+      <w:r>
+        <w:t xml:space="preserve"> is more than 2sec</w:t>
       </w:r>
     </w:p>
     <w:p>
@@ -761,7 +1067,39 @@
     <w:p/>
     <w:p>
       <w:r>
-        <w:t>In LoadRunner, you can manually fail/exit a Vuser if response time crosses 2 sec using lr_get_transaction_duration() + lr_exit().</w:t>
+        <w:t xml:space="preserve">In LoadRunner, you can manually fail/exit a Vuser if response time crosses 2 sec using </w:t>
+      </w:r>
+      <w:proofErr w:type="spellStart"/>
+      <w:r>
+        <w:t>lr_get_transaction_</w:t>
+      </w:r>
+      <w:proofErr w:type="gramStart"/>
+      <w:r>
+        <w:t>duration</w:t>
+      </w:r>
+      <w:proofErr w:type="spellEnd"/>
+      <w:r>
+        <w:t>(</w:t>
+      </w:r>
+      <w:proofErr w:type="gramEnd"/>
+      <w:r>
+        <w:t xml:space="preserve">) + </w:t>
+      </w:r>
+      <w:proofErr w:type="spellStart"/>
+      <w:r>
+        <w:t>lr_</w:t>
+      </w:r>
+      <w:proofErr w:type="gramStart"/>
+      <w:r>
+        <w:t>exit</w:t>
+      </w:r>
+      <w:proofErr w:type="spellEnd"/>
+      <w:r>
+        <w:t>(</w:t>
+      </w:r>
+      <w:proofErr w:type="gramEnd"/>
+      <w:r>
+        <w:t>).</w:t>
       </w:r>
     </w:p>
     <w:p/>
@@ -772,9 +1110,19 @@
     </w:p>
     <w:p/>
     <w:p>
-      <w:r>
-        <w:t>lr_start_transaction("Login");</w:t>
-      </w:r>
+      <w:proofErr w:type="spellStart"/>
+      <w:r>
+        <w:t>lr_start_transaction</w:t>
+      </w:r>
+      <w:proofErr w:type="spellEnd"/>
+      <w:r>
+        <w:t>("Login"</w:t>
+      </w:r>
+      <w:proofErr w:type="gramStart"/>
+      <w:r>
+        <w:t>);</w:t>
+      </w:r>
+      <w:proofErr w:type="gramEnd"/>
     </w:p>
     <w:p/>
     <w:p>
@@ -783,8 +1131,21 @@
       </w:r>
     </w:p>
     <w:p>
-      <w:r>
-        <w:t>web_url("Login",</w:t>
+      <w:proofErr w:type="spellStart"/>
+      <w:r>
+        <w:t>web_</w:t>
+      </w:r>
+      <w:proofErr w:type="gramStart"/>
+      <w:r>
+        <w:t>url</w:t>
+      </w:r>
+      <w:proofErr w:type="spellEnd"/>
+      <w:r>
+        <w:t>(</w:t>
+      </w:r>
+      <w:proofErr w:type="gramEnd"/>
+      <w:r>
+        <w:t>"Login",</w:t>
       </w:r>
     </w:p>
     <w:p>
@@ -794,14 +1155,37 @@
     </w:p>
     <w:p>
       <w:r>
-        <w:t xml:space="preserve">    LAST);</w:t>
-      </w:r>
-    </w:p>
-    <w:p/>
-    <w:p>
-      <w:r>
-        <w:t>lr_end_transaction("Login", LR_AUTO);</w:t>
-      </w:r>
+        <w:t xml:space="preserve">    LAST</w:t>
+      </w:r>
+      <w:proofErr w:type="gramStart"/>
+      <w:r>
+        <w:t>);</w:t>
+      </w:r>
+      <w:proofErr w:type="gramEnd"/>
+    </w:p>
+    <w:p/>
+    <w:p>
+      <w:proofErr w:type="spellStart"/>
+      <w:r>
+        <w:t>lr_end_</w:t>
+      </w:r>
+      <w:proofErr w:type="gramStart"/>
+      <w:r>
+        <w:t>transaction</w:t>
+      </w:r>
+      <w:proofErr w:type="spellEnd"/>
+      <w:r>
+        <w:t>(</w:t>
+      </w:r>
+      <w:proofErr w:type="gramEnd"/>
+      <w:r>
+        <w:t>"Login", LR_AUTO</w:t>
+      </w:r>
+      <w:proofErr w:type="gramStart"/>
+      <w:r>
+        <w:t>);</w:t>
+      </w:r>
+      <w:proofErr w:type="gramEnd"/>
     </w:p>
     <w:p/>
     <w:p>
@@ -811,17 +1195,70 @@
     </w:p>
     <w:p>
       <w:r>
-        <w:t>if (lr_get_transaction_duration("Login") &gt; 2.0) {</w:t>
-      </w:r>
-    </w:p>
-    <w:p>
-      <w:r>
-        <w:t xml:space="preserve">    lr_error_message("Login took more than 2 sec, exiting Vuser...");</w:t>
-      </w:r>
-    </w:p>
-    <w:p>
-      <w:r>
-        <w:t xml:space="preserve">    lr_exit(LR_EXIT_VUSER, LR_FAIL);   // Stop this Vuser</w:t>
+        <w:t>if (</w:t>
+      </w:r>
+      <w:proofErr w:type="spellStart"/>
+      <w:r>
+        <w:t>lr_get_transaction_duration</w:t>
+      </w:r>
+      <w:proofErr w:type="spellEnd"/>
+      <w:r>
+        <w:t>("Login") &gt; 2.0) {</w:t>
+      </w:r>
+    </w:p>
+    <w:p>
+      <w:r>
+        <w:t xml:space="preserve">    </w:t>
+      </w:r>
+      <w:proofErr w:type="spellStart"/>
+      <w:r>
+        <w:t>lr_error_</w:t>
+      </w:r>
+      <w:proofErr w:type="gramStart"/>
+      <w:r>
+        <w:t>message</w:t>
+      </w:r>
+      <w:proofErr w:type="spellEnd"/>
+      <w:r>
+        <w:t>(</w:t>
+      </w:r>
+      <w:proofErr w:type="gramEnd"/>
+      <w:r>
+        <w:t>"Login took more than 2 sec, exiting Vuser..."</w:t>
+      </w:r>
+      <w:proofErr w:type="gramStart"/>
+      <w:r>
+        <w:t>);</w:t>
+      </w:r>
+      <w:proofErr w:type="gramEnd"/>
+    </w:p>
+    <w:p>
+      <w:r>
+        <w:t xml:space="preserve">    </w:t>
+      </w:r>
+      <w:proofErr w:type="spellStart"/>
+      <w:r>
+        <w:t>lr_</w:t>
+      </w:r>
+      <w:proofErr w:type="gramStart"/>
+      <w:r>
+        <w:t>exit</w:t>
+      </w:r>
+      <w:proofErr w:type="spellEnd"/>
+      <w:r>
+        <w:t>(</w:t>
+      </w:r>
+      <w:proofErr w:type="gramEnd"/>
+      <w:r>
+        <w:t>LR_EXIT_VUSER, LR_FAIL</w:t>
+      </w:r>
+      <w:proofErr w:type="gramStart"/>
+      <w:r>
+        <w:t xml:space="preserve">);   </w:t>
+      </w:r>
+      <w:proofErr w:type="gramEnd"/>
+      <w:r>
+        <w:t>// Stop this Vuser</w:t>
       </w:r>
     </w:p>
     <w:p>
@@ -885,20 +1322,75 @@
     </w:p>
     <w:p/>
     <w:p>
-      <w:r>
-        <w:t>lr_start_transaction("txn") → Start a transaction.</w:t>
-      </w:r>
-    </w:p>
-    <w:p/>
-    <w:p>
-      <w:r>
-        <w:t>lr_end_transaction("txn", LR_PASS/FAIL/AUTO) → End transaction.</w:t>
-      </w:r>
-    </w:p>
-    <w:p/>
-    <w:p>
-      <w:r>
-        <w:t>lr_get_transaction_duration("txn") → Get txn time.</w:t>
+      <w:proofErr w:type="spellStart"/>
+      <w:r>
+        <w:t>lr_start_transaction</w:t>
+      </w:r>
+      <w:proofErr w:type="spellEnd"/>
+      <w:r>
+        <w:t>("</w:t>
+      </w:r>
+      <w:proofErr w:type="spellStart"/>
+      <w:r>
+        <w:t>txn</w:t>
+      </w:r>
+      <w:proofErr w:type="spellEnd"/>
+      <w:r>
+        <w:t>") → Start a transaction.</w:t>
+      </w:r>
+    </w:p>
+    <w:p/>
+    <w:p>
+      <w:proofErr w:type="spellStart"/>
+      <w:r>
+        <w:t>lr_end_</w:t>
+      </w:r>
+      <w:proofErr w:type="gramStart"/>
+      <w:r>
+        <w:t>transaction</w:t>
+      </w:r>
+      <w:proofErr w:type="spellEnd"/>
+      <w:r>
+        <w:t>(</w:t>
+      </w:r>
+      <w:proofErr w:type="gramEnd"/>
+      <w:r>
+        <w:t>"</w:t>
+      </w:r>
+      <w:proofErr w:type="spellStart"/>
+      <w:r>
+        <w:t>txn</w:t>
+      </w:r>
+      <w:proofErr w:type="spellEnd"/>
+      <w:r>
+        <w:t>", LR_PASS/FAIL/AUTO) → End transaction.</w:t>
+      </w:r>
+    </w:p>
+    <w:p/>
+    <w:p>
+      <w:proofErr w:type="spellStart"/>
+      <w:r>
+        <w:t>lr_get_transaction_duration</w:t>
+      </w:r>
+      <w:proofErr w:type="spellEnd"/>
+      <w:r>
+        <w:t>("</w:t>
+      </w:r>
+      <w:proofErr w:type="spellStart"/>
+      <w:r>
+        <w:t>txn</w:t>
+      </w:r>
+      <w:proofErr w:type="spellEnd"/>
+      <w:r>
+        <w:t xml:space="preserve">") → Get </w:t>
+      </w:r>
+      <w:proofErr w:type="spellStart"/>
+      <w:r>
+        <w:t>txn</w:t>
+      </w:r>
+      <w:proofErr w:type="spellEnd"/>
+      <w:r>
+        <w:t xml:space="preserve"> time.</w:t>
       </w:r>
     </w:p>
     <w:p/>
@@ -909,14 +1401,40 @@
     </w:p>
     <w:p/>
     <w:p>
-      <w:r>
-        <w:t>lr_think_time(5) → Simulate user wait.</w:t>
-      </w:r>
-    </w:p>
-    <w:p/>
-    <w:p>
-      <w:r>
-        <w:t>lr_rendezvous("point") → Sync multiple Vusers.</w:t>
+      <w:proofErr w:type="spellStart"/>
+      <w:r>
+        <w:t>lr_think_</w:t>
+      </w:r>
+      <w:proofErr w:type="gramStart"/>
+      <w:r>
+        <w:t>time</w:t>
+      </w:r>
+      <w:proofErr w:type="spellEnd"/>
+      <w:r>
+        <w:t>(</w:t>
+      </w:r>
+      <w:proofErr w:type="gramEnd"/>
+      <w:r>
+        <w:t>5) → Simulate user wait.</w:t>
+      </w:r>
+    </w:p>
+    <w:p/>
+    <w:p>
+      <w:proofErr w:type="spellStart"/>
+      <w:r>
+        <w:t>lr_rendezvous</w:t>
+      </w:r>
+      <w:proofErr w:type="spellEnd"/>
+      <w:r>
+        <w:t xml:space="preserve">("point") → Sync multiple </w:t>
+      </w:r>
+      <w:proofErr w:type="spellStart"/>
+      <w:r>
+        <w:t>Vusers</w:t>
+      </w:r>
+      <w:proofErr w:type="spellEnd"/>
+      <w:r>
+        <w:t>.</w:t>
       </w:r>
     </w:p>
     <w:p/>
@@ -927,20 +1445,43 @@
     </w:p>
     <w:p/>
     <w:p>
-      <w:r>
-        <w:t>lr_exit(LR_EXIT_VUSER, LR_FAIL) → Stop Vuser.</w:t>
-      </w:r>
-    </w:p>
-    <w:p/>
-    <w:p>
-      <w:r>
-        <w:t>lr_error_message("msg") → Log error.</w:t>
-      </w:r>
-    </w:p>
-    <w:p/>
-    <w:p>
-      <w:r>
-        <w:t>lr_output_message("msg") → Print to log.</w:t>
+      <w:proofErr w:type="spellStart"/>
+      <w:r>
+        <w:t>lr_</w:t>
+      </w:r>
+      <w:proofErr w:type="gramStart"/>
+      <w:r>
+        <w:t>exit</w:t>
+      </w:r>
+      <w:proofErr w:type="spellEnd"/>
+      <w:r>
+        <w:t>(</w:t>
+      </w:r>
+      <w:proofErr w:type="gramEnd"/>
+      <w:r>
+        <w:t>LR_EXIT_VUSER, LR_FAIL) → Stop Vuser.</w:t>
+      </w:r>
+    </w:p>
+    <w:p/>
+    <w:p>
+      <w:proofErr w:type="spellStart"/>
+      <w:r>
+        <w:t>lr_error_message</w:t>
+      </w:r>
+      <w:proofErr w:type="spellEnd"/>
+      <w:r>
+        <w:t>("msg") → Log error.</w:t>
+      </w:r>
+    </w:p>
+    <w:p/>
+    <w:p>
+      <w:proofErr w:type="spellStart"/>
+      <w:r>
+        <w:t>lr_output_message</w:t>
+      </w:r>
+      <w:proofErr w:type="spellEnd"/>
+      <w:r>
+        <w:t>("msg") → Print to log.</w:t>
       </w:r>
     </w:p>
     <w:p/>
@@ -951,20 +1492,56 @@
     </w:p>
     <w:p/>
     <w:p>
-      <w:r>
-        <w:t>web_reg_save_param("param", …) → Capture dynamic value.</w:t>
-      </w:r>
-    </w:p>
-    <w:p/>
-    <w:p>
-      <w:r>
-        <w:t>lr_eval_string("{param}") → Retrieve param value.</w:t>
-      </w:r>
-    </w:p>
-    <w:p/>
-    <w:p>
-      <w:r>
-        <w:t>lr_param_sprintf("p", "%s", value) → Format into param.</w:t>
+      <w:proofErr w:type="spellStart"/>
+      <w:r>
+        <w:t>web_reg_save_</w:t>
+      </w:r>
+      <w:proofErr w:type="gramStart"/>
+      <w:r>
+        <w:t>param</w:t>
+      </w:r>
+      <w:proofErr w:type="spellEnd"/>
+      <w:r>
+        <w:t>(</w:t>
+      </w:r>
+      <w:proofErr w:type="gramEnd"/>
+      <w:r>
+        <w:t>"param", …) → Capture dynamic value.</w:t>
+      </w:r>
+    </w:p>
+    <w:p/>
+    <w:p>
+      <w:proofErr w:type="spellStart"/>
+      <w:r>
+        <w:t>lr_eval_string</w:t>
+      </w:r>
+      <w:proofErr w:type="spellEnd"/>
+      <w:proofErr w:type="gramStart"/>
+      <w:r>
+        <w:t>("{param}"</w:t>
+      </w:r>
+      <w:proofErr w:type="gramEnd"/>
+      <w:r>
+        <w:t>) → Retrieve param value.</w:t>
+      </w:r>
+    </w:p>
+    <w:p/>
+    <w:p>
+      <w:proofErr w:type="spellStart"/>
+      <w:r>
+        <w:t>lr_param_</w:t>
+      </w:r>
+      <w:proofErr w:type="gramStart"/>
+      <w:r>
+        <w:t>sprintf</w:t>
+      </w:r>
+      <w:proofErr w:type="spellEnd"/>
+      <w:r>
+        <w:t>(</w:t>
+      </w:r>
+      <w:proofErr w:type="gramEnd"/>
+      <w:r>
+        <w:t>"p", "%s", value) → Format into param.</w:t>
       </w:r>
     </w:p>
     <w:p/>
@@ -975,20 +1552,43 @@
     </w:p>
     <w:p/>
     <w:p>
-      <w:r>
-        <w:t>web_url(...) → Send GET request.</w:t>
-      </w:r>
-    </w:p>
-    <w:p/>
-    <w:p>
-      <w:r>
-        <w:t>web_submit_data(...) / web_submit_form(...) → Send POST request.</w:t>
-      </w:r>
-    </w:p>
-    <w:p/>
-    <w:p>
-      <w:r>
-        <w:t>web_custom_request(...) → Custom API call.</w:t>
+      <w:proofErr w:type="spellStart"/>
+      <w:r>
+        <w:t>web_url</w:t>
+      </w:r>
+      <w:proofErr w:type="spellEnd"/>
+      <w:r>
+        <w:t>(...) → Send GET request.</w:t>
+      </w:r>
+    </w:p>
+    <w:p/>
+    <w:p>
+      <w:proofErr w:type="spellStart"/>
+      <w:r>
+        <w:t>web_submit_data</w:t>
+      </w:r>
+      <w:proofErr w:type="spellEnd"/>
+      <w:r>
+        <w:t xml:space="preserve">(...) / </w:t>
+      </w:r>
+      <w:proofErr w:type="spellStart"/>
+      <w:r>
+        <w:t>web_submit_form</w:t>
+      </w:r>
+      <w:proofErr w:type="spellEnd"/>
+      <w:r>
+        <w:t>(...) → Send POST request.</w:t>
+      </w:r>
+    </w:p>
+    <w:p/>
+    <w:p>
+      <w:proofErr w:type="spellStart"/>
+      <w:r>
+        <w:t>web_custom_request</w:t>
+      </w:r>
+      <w:proofErr w:type="spellEnd"/>
+      <w:r>
+        <w:t>(...) → Custom API call.</w:t>
       </w:r>
     </w:p>
     <w:p/>
@@ -1028,8 +1628,21 @@
     </w:p>
     <w:p/>
     <w:p>
-      <w:r>
-        <w:t>web_concurrent_start / web_concurrent_end in LoadRunner:</w:t>
+      <w:proofErr w:type="spellStart"/>
+      <w:r>
+        <w:t>web_concurrent_start</w:t>
+      </w:r>
+      <w:proofErr w:type="spellEnd"/>
+      <w:r>
+        <w:t xml:space="preserve"> / </w:t>
+      </w:r>
+      <w:proofErr w:type="spellStart"/>
+      <w:r>
+        <w:t>web_concurrent_end</w:t>
+      </w:r>
+      <w:proofErr w:type="spellEnd"/>
+      <w:r>
+        <w:t xml:space="preserve"> in LoadRunner:</w:t>
       </w:r>
     </w:p>
     <w:p/>
@@ -1041,7 +1654,23 @@
     <w:p/>
     <w:p>
       <w:r>
-        <w:t>Wraps multiple web_url or web_submit_data calls so they fire concurrently.</w:t>
+        <w:t xml:space="preserve">Wraps multiple </w:t>
+      </w:r>
+      <w:proofErr w:type="spellStart"/>
+      <w:r>
+        <w:t>web_url</w:t>
+      </w:r>
+      <w:proofErr w:type="spellEnd"/>
+      <w:r>
+        <w:t xml:space="preserve"> or </w:t>
+      </w:r>
+      <w:proofErr w:type="spellStart"/>
+      <w:r>
+        <w:t>web_submit_data</w:t>
+      </w:r>
+      <w:proofErr w:type="spellEnd"/>
+      <w:r>
+        <w:t xml:space="preserve"> calls so they fire concurrently.</w:t>
       </w:r>
     </w:p>
     <w:p/>
@@ -1052,31 +1681,130 @@
     </w:p>
     <w:p/>
     <w:p>
-      <w:r>
-        <w:t>web_concurrent_start(NULL);</w:t>
-      </w:r>
-    </w:p>
-    <w:p/>
-    <w:p>
-      <w:r>
-        <w:t xml:space="preserve">    web_url("style.css", "URL=http://app/style.css", LAST);</w:t>
-      </w:r>
-    </w:p>
-    <w:p>
-      <w:r>
-        <w:t xml:space="preserve">    web_url("script.js", "URL=http://app/script.js", LAST);</w:t>
-      </w:r>
-    </w:p>
-    <w:p>
-      <w:r>
-        <w:t xml:space="preserve">    web_url("logo.png", "URL=http://app/logo.png", LAST);</w:t>
-      </w:r>
-    </w:p>
-    <w:p/>
-    <w:p>
-      <w:r>
-        <w:t>web_concurrent_end(NULL);</w:t>
-      </w:r>
+      <w:proofErr w:type="spellStart"/>
+      <w:r>
+        <w:t>web_concurrent_</w:t>
+      </w:r>
+      <w:proofErr w:type="gramStart"/>
+      <w:r>
+        <w:t>start</w:t>
+      </w:r>
+      <w:proofErr w:type="spellEnd"/>
+      <w:r>
+        <w:t>(</w:t>
+      </w:r>
+      <w:proofErr w:type="gramEnd"/>
+      <w:r>
+        <w:t>NULL</w:t>
+      </w:r>
+      <w:proofErr w:type="gramStart"/>
+      <w:r>
+        <w:t>);</w:t>
+      </w:r>
+      <w:proofErr w:type="gramEnd"/>
+    </w:p>
+    <w:p/>
+    <w:p>
+      <w:r>
+        <w:t xml:space="preserve">    </w:t>
+      </w:r>
+      <w:proofErr w:type="spellStart"/>
+      <w:r>
+        <w:t>web_</w:t>
+      </w:r>
+      <w:proofErr w:type="gramStart"/>
+      <w:r>
+        <w:t>url</w:t>
+      </w:r>
+      <w:proofErr w:type="spellEnd"/>
+      <w:r>
+        <w:t>(</w:t>
+      </w:r>
+      <w:proofErr w:type="gramEnd"/>
+      <w:r>
+        <w:t>"style.css", "URL=http://app/style.css", LAST</w:t>
+      </w:r>
+      <w:proofErr w:type="gramStart"/>
+      <w:r>
+        <w:t>);</w:t>
+      </w:r>
+      <w:proofErr w:type="gramEnd"/>
+    </w:p>
+    <w:p>
+      <w:r>
+        <w:t xml:space="preserve">    </w:t>
+      </w:r>
+      <w:proofErr w:type="spellStart"/>
+      <w:r>
+        <w:t>web_</w:t>
+      </w:r>
+      <w:proofErr w:type="gramStart"/>
+      <w:r>
+        <w:t>url</w:t>
+      </w:r>
+      <w:proofErr w:type="spellEnd"/>
+      <w:r>
+        <w:t>(</w:t>
+      </w:r>
+      <w:proofErr w:type="gramEnd"/>
+      <w:r>
+        <w:t>"script.js", "URL=http://app/script.js", LAST</w:t>
+      </w:r>
+      <w:proofErr w:type="gramStart"/>
+      <w:r>
+        <w:t>);</w:t>
+      </w:r>
+      <w:proofErr w:type="gramEnd"/>
+    </w:p>
+    <w:p>
+      <w:r>
+        <w:t xml:space="preserve">    </w:t>
+      </w:r>
+      <w:proofErr w:type="spellStart"/>
+      <w:r>
+        <w:t>web_</w:t>
+      </w:r>
+      <w:proofErr w:type="gramStart"/>
+      <w:r>
+        <w:t>url</w:t>
+      </w:r>
+      <w:proofErr w:type="spellEnd"/>
+      <w:r>
+        <w:t>(</w:t>
+      </w:r>
+      <w:proofErr w:type="gramEnd"/>
+      <w:r>
+        <w:t>"logo.png", "URL=http://app/logo.png", LAST</w:t>
+      </w:r>
+      <w:proofErr w:type="gramStart"/>
+      <w:r>
+        <w:t>);</w:t>
+      </w:r>
+      <w:proofErr w:type="gramEnd"/>
+    </w:p>
+    <w:p/>
+    <w:p>
+      <w:proofErr w:type="spellStart"/>
+      <w:r>
+        <w:t>web_concurrent_</w:t>
+      </w:r>
+      <w:proofErr w:type="gramStart"/>
+      <w:r>
+        <w:t>end</w:t>
+      </w:r>
+      <w:proofErr w:type="spellEnd"/>
+      <w:r>
+        <w:t>(</w:t>
+      </w:r>
+      <w:proofErr w:type="gramEnd"/>
+      <w:r>
+        <w:t>NULL</w:t>
+      </w:r>
+      <w:proofErr w:type="gramStart"/>
+      <w:r>
+        <w:t>);</w:t>
+      </w:r>
+      <w:proofErr w:type="gramEnd"/>
     </w:p>
     <w:p/>
     <w:p/>
@@ -1127,9 +1855,27 @@
       </w:r>
     </w:p>
     <w:p>
-      <w:r>
-        <w:t>how to capture a partucular text in Loadrunner</w:t>
-      </w:r>
+      <w:proofErr w:type="gramStart"/>
+      <w:r>
+        <w:t>how</w:t>
+      </w:r>
+      <w:proofErr w:type="gramEnd"/>
+      <w:r>
+        <w:t xml:space="preserve"> to capture a </w:t>
+      </w:r>
+      <w:proofErr w:type="spellStart"/>
+      <w:r>
+        <w:t>partucular</w:t>
+      </w:r>
+      <w:proofErr w:type="spellEnd"/>
+      <w:r>
+        <w:t xml:space="preserve"> text in </w:t>
+      </w:r>
+      <w:proofErr w:type="spellStart"/>
+      <w:r>
+        <w:t>Loadrunner</w:t>
+      </w:r>
+      <w:proofErr w:type="spellEnd"/>
     </w:p>
     <w:p>
       <w:r>
@@ -1145,8 +1891,21 @@
     <w:p/>
     <w:p>
       <w:r>
-        <w:t>Most common way → web_reg_save_param_ex / web_reg_save_param_regexp</w:t>
-      </w:r>
+        <w:t xml:space="preserve">Most common way → </w:t>
+      </w:r>
+      <w:proofErr w:type="spellStart"/>
+      <w:r>
+        <w:t>web_reg_save_param_ex</w:t>
+      </w:r>
+      <w:proofErr w:type="spellEnd"/>
+      <w:r>
+        <w:t xml:space="preserve"> / </w:t>
+      </w:r>
+      <w:proofErr w:type="spellStart"/>
+      <w:r>
+        <w:t>web_reg_save_param_regexp</w:t>
+      </w:r>
+      <w:proofErr w:type="spellEnd"/>
     </w:p>
     <w:p/>
     <w:p>
@@ -1156,13 +1915,39 @@
     </w:p>
     <w:p/>
     <w:p>
-      <w:r>
-        <w:t>web_reg_save_param_ex(</w:t>
-      </w:r>
-    </w:p>
-    <w:p>
-      <w:r>
-        <w:t xml:space="preserve">    "ParamName=SessionID",</w:t>
+      <w:proofErr w:type="spellStart"/>
+      <w:r>
+        <w:t>web_reg_save_param_</w:t>
+      </w:r>
+      <w:proofErr w:type="gramStart"/>
+      <w:r>
+        <w:t>ex</w:t>
+      </w:r>
+      <w:proofErr w:type="spellEnd"/>
+      <w:r>
+        <w:t>(</w:t>
+      </w:r>
+      <w:proofErr w:type="gramEnd"/>
+    </w:p>
+    <w:p>
+      <w:r>
+        <w:t xml:space="preserve">    "</w:t>
+      </w:r>
+      <w:proofErr w:type="spellStart"/>
+      <w:r>
+        <w:t>ParamName</w:t>
+      </w:r>
+      <w:proofErr w:type="spellEnd"/>
+      <w:r>
+        <w:t>=</w:t>
+      </w:r>
+      <w:proofErr w:type="spellStart"/>
+      <w:r>
+        <w:t>SessionID</w:t>
+      </w:r>
+      <w:proofErr w:type="spellEnd"/>
+      <w:r>
+        <w:t>",</w:t>
       </w:r>
     </w:p>
     <w:p>
@@ -1177,13 +1962,31 @@
     </w:p>
     <w:p>
       <w:r>
-        <w:t xml:space="preserve">    LAST);</w:t>
-      </w:r>
-    </w:p>
-    <w:p/>
-    <w:p>
-      <w:r>
-        <w:t>web_url("login",</w:t>
+        <w:t xml:space="preserve">    LAST</w:t>
+      </w:r>
+      <w:proofErr w:type="gramStart"/>
+      <w:r>
+        <w:t>);</w:t>
+      </w:r>
+      <w:proofErr w:type="gramEnd"/>
+    </w:p>
+    <w:p/>
+    <w:p>
+      <w:proofErr w:type="spellStart"/>
+      <w:r>
+        <w:t>web_</w:t>
+      </w:r>
+      <w:proofErr w:type="gramStart"/>
+      <w:r>
+        <w:t>url</w:t>
+      </w:r>
+      <w:proofErr w:type="spellEnd"/>
+      <w:r>
+        <w:t>(</w:t>
+      </w:r>
+      <w:proofErr w:type="gramEnd"/>
+      <w:r>
+        <w:t>"login",</w:t>
       </w:r>
     </w:p>
     <w:p>
@@ -1193,8 +1996,13 @@
     </w:p>
     <w:p>
       <w:r>
-        <w:t xml:space="preserve">    LAST);</w:t>
-      </w:r>
+        <w:t xml:space="preserve">    LAST</w:t>
+      </w:r>
+      <w:proofErr w:type="gramStart"/>
+      <w:r>
+        <w:t>);</w:t>
+      </w:r>
+      <w:proofErr w:type="gramEnd"/>
     </w:p>
     <w:p/>
     <w:p/>
@@ -1206,29 +2014,95 @@
         <w:t>👉</w:t>
       </w:r>
       <w:r>
-        <w:t xml:space="preserve"> Captures value between JSESSIONID= and ; into {SessionID}.</w:t>
-      </w:r>
-    </w:p>
-    <w:p/>
-    <w:p>
-      <w:r>
-        <w:t>Example (using RegEx):</w:t>
-      </w:r>
-    </w:p>
-    <w:p/>
-    <w:p>
-      <w:r>
-        <w:t>web_reg_save_param_regexp(</w:t>
-      </w:r>
-    </w:p>
-    <w:p>
-      <w:r>
-        <w:t xml:space="preserve">    "ParamName=OrderID",</w:t>
-      </w:r>
-    </w:p>
-    <w:p>
-      <w:r>
-        <w:t xml:space="preserve">    "RegExp=Order ID: ([0-9]+)",</w:t>
+        <w:t xml:space="preserve"> Captures value between JSESSIONID= </w:t>
+      </w:r>
+      <w:proofErr w:type="gramStart"/>
+      <w:r>
+        <w:t>and ;</w:t>
+      </w:r>
+      <w:proofErr w:type="gramEnd"/>
+      <w:r>
+        <w:t xml:space="preserve"> into {</w:t>
+      </w:r>
+      <w:proofErr w:type="spellStart"/>
+      <w:r>
+        <w:t>SessionID</w:t>
+      </w:r>
+      <w:proofErr w:type="spellEnd"/>
+      <w:r>
+        <w:t>}.</w:t>
+      </w:r>
+    </w:p>
+    <w:p/>
+    <w:p>
+      <w:r>
+        <w:t xml:space="preserve">Example (using </w:t>
+      </w:r>
+      <w:proofErr w:type="spellStart"/>
+      <w:r>
+        <w:t>RegEx</w:t>
+      </w:r>
+      <w:proofErr w:type="spellEnd"/>
+      <w:r>
+        <w:t>):</w:t>
+      </w:r>
+    </w:p>
+    <w:p/>
+    <w:p>
+      <w:proofErr w:type="spellStart"/>
+      <w:r>
+        <w:t>web_reg_save_param_</w:t>
+      </w:r>
+      <w:proofErr w:type="gramStart"/>
+      <w:r>
+        <w:t>regexp</w:t>
+      </w:r>
+      <w:proofErr w:type="spellEnd"/>
+      <w:r>
+        <w:t>(</w:t>
+      </w:r>
+      <w:proofErr w:type="gramEnd"/>
+    </w:p>
+    <w:p>
+      <w:r>
+        <w:t xml:space="preserve">    "</w:t>
+      </w:r>
+      <w:proofErr w:type="spellStart"/>
+      <w:r>
+        <w:t>ParamName</w:t>
+      </w:r>
+      <w:proofErr w:type="spellEnd"/>
+      <w:r>
+        <w:t>=</w:t>
+      </w:r>
+      <w:proofErr w:type="spellStart"/>
+      <w:r>
+        <w:t>OrderID</w:t>
+      </w:r>
+      <w:proofErr w:type="spellEnd"/>
+      <w:r>
+        <w:t>",</w:t>
+      </w:r>
+    </w:p>
+    <w:p>
+      <w:r>
+        <w:t xml:space="preserve">    "</w:t>
+      </w:r>
+      <w:proofErr w:type="spellStart"/>
+      <w:r>
+        <w:t>RegExp</w:t>
+      </w:r>
+      <w:proofErr w:type="spellEnd"/>
+      <w:r>
+        <w:t>=Order ID: ([0-</w:t>
+      </w:r>
+      <w:proofErr w:type="gramStart"/>
+      <w:r>
+        <w:t>9]+</w:t>
+      </w:r>
+      <w:proofErr w:type="gramEnd"/>
+      <w:r>
+        <w:t>)",</w:t>
       </w:r>
     </w:p>
     <w:p>
@@ -1238,8 +2112,13 @@
     </w:p>
     <w:p>
       <w:r>
-        <w:t xml:space="preserve">    LAST);</w:t>
-      </w:r>
+        <w:t xml:space="preserve">    LAST</w:t>
+      </w:r>
+      <w:proofErr w:type="gramStart"/>
+      <w:r>
+        <w:t>);</w:t>
+      </w:r>
+      <w:proofErr w:type="gramEnd"/>
     </w:p>
     <w:p/>
     <w:p/>
@@ -1251,8 +2130,13 @@
         <w:t>👉</w:t>
       </w:r>
       <w:r>
-        <w:t xml:space="preserve"> Captures numbers after Order ID:.</w:t>
-      </w:r>
+        <w:t xml:space="preserve"> Captures numbers after Order </w:t>
+      </w:r>
+      <w:proofErr w:type="gramStart"/>
+      <w:r>
+        <w:t>ID:.</w:t>
+      </w:r>
+      <w:proofErr w:type="gramEnd"/>
     </w:p>
     <w:p/>
     <w:p>
@@ -1268,9 +2152,48 @@
     </w:p>
     <w:p/>
     <w:p>
-      <w:r>
-        <w:t>lr_output_message("Captured value: %s", lr_eval_string("{SessionID}"));</w:t>
-      </w:r>
+      <w:proofErr w:type="spellStart"/>
+      <w:r>
+        <w:t>lr_output_</w:t>
+      </w:r>
+      <w:proofErr w:type="gramStart"/>
+      <w:r>
+        <w:t>message</w:t>
+      </w:r>
+      <w:proofErr w:type="spellEnd"/>
+      <w:r>
+        <w:t>(</w:t>
+      </w:r>
+      <w:proofErr w:type="gramEnd"/>
+      <w:r>
+        <w:t xml:space="preserve">"Captured value: %s", </w:t>
+      </w:r>
+      <w:proofErr w:type="spellStart"/>
+      <w:r>
+        <w:t>lr_eval_string</w:t>
+      </w:r>
+      <w:proofErr w:type="spellEnd"/>
+      <w:proofErr w:type="gramStart"/>
+      <w:r>
+        <w:t>("{</w:t>
+      </w:r>
+      <w:proofErr w:type="spellStart"/>
+      <w:r>
+        <w:t>SessionID</w:t>
+      </w:r>
+      <w:proofErr w:type="spellEnd"/>
+      <w:r>
+        <w:t>}"</w:t>
+      </w:r>
+      <w:proofErr w:type="gramEnd"/>
+      <w:r>
+        <w:t>)</w:t>
+      </w:r>
+      <w:proofErr w:type="gramStart"/>
+      <w:r>
+        <w:t>);</w:t>
+      </w:r>
+      <w:proofErr w:type="gramEnd"/>
     </w:p>
     <w:p/>
     <w:p/>
@@ -1287,8 +2210,29 @@
     </w:p>
     <w:p>
       <w:r>
-        <w:t>5lakhs of files have to generate the file name should ne unquie how to approch</w:t>
-      </w:r>
+        <w:t xml:space="preserve">5lakhs of files </w:t>
+      </w:r>
+      <w:proofErr w:type="gramStart"/>
+      <w:r>
+        <w:t>have to</w:t>
+      </w:r>
+      <w:proofErr w:type="gramEnd"/>
+      <w:r>
+        <w:t xml:space="preserve"> generate the file name should ne </w:t>
+      </w:r>
+      <w:proofErr w:type="spellStart"/>
+      <w:r>
+        <w:t>unquie</w:t>
+      </w:r>
+      <w:proofErr w:type="spellEnd"/>
+      <w:r>
+        <w:t xml:space="preserve"> how to </w:t>
+      </w:r>
+      <w:proofErr w:type="spellStart"/>
+      <w:r>
+        <w:t>approch</w:t>
+      </w:r>
+      <w:proofErr w:type="spellEnd"/>
     </w:p>
     <w:p>
       <w:r>
@@ -1335,34 +2279,138 @@
     <w:p/>
     <w:p>
       <w:r>
-        <w:t>char fileName[100];</w:t>
-      </w:r>
-    </w:p>
-    <w:p>
-      <w:r>
-        <w:t>sprintf(fileName, "File_%d_%d_%ld.txt",</w:t>
-      </w:r>
-    </w:p>
-    <w:p>
-      <w:r>
-        <w:t xml:space="preserve">        lr_get_vuser_id(),         // unique per Vuser</w:t>
-      </w:r>
-    </w:p>
-    <w:p>
-      <w:r>
-        <w:t xml:space="preserve">        lr_get_iteration(),        // unique per iteration</w:t>
-      </w:r>
-    </w:p>
-    <w:p>
-      <w:r>
-        <w:t xml:space="preserve">        time(NULL));               // unique timestamp</w:t>
-      </w:r>
-    </w:p>
-    <w:p/>
-    <w:p>
-      <w:r>
-        <w:t>lr_output_message("Generated File: %s", fileName);</w:t>
-      </w:r>
+        <w:t xml:space="preserve">char </w:t>
+      </w:r>
+      <w:proofErr w:type="spellStart"/>
+      <w:proofErr w:type="gramStart"/>
+      <w:r>
+        <w:t>fileName</w:t>
+      </w:r>
+      <w:proofErr w:type="spellEnd"/>
+      <w:r>
+        <w:t>[</w:t>
+      </w:r>
+      <w:proofErr w:type="gramEnd"/>
+      <w:r>
+        <w:t>100</w:t>
+      </w:r>
+      <w:proofErr w:type="gramStart"/>
+      <w:r>
+        <w:t>];</w:t>
+      </w:r>
+      <w:proofErr w:type="gramEnd"/>
+    </w:p>
+    <w:p>
+      <w:proofErr w:type="spellStart"/>
+      <w:proofErr w:type="gramStart"/>
+      <w:r>
+        <w:t>sprintf</w:t>
+      </w:r>
+      <w:proofErr w:type="spellEnd"/>
+      <w:r>
+        <w:t>(</w:t>
+      </w:r>
+      <w:proofErr w:type="spellStart"/>
+      <w:proofErr w:type="gramEnd"/>
+      <w:r>
+        <w:t>fileName</w:t>
+      </w:r>
+      <w:proofErr w:type="spellEnd"/>
+      <w:r>
+        <w:t>, "File_%d_%d_%ld.txt",</w:t>
+      </w:r>
+    </w:p>
+    <w:p>
+      <w:r>
+        <w:t xml:space="preserve">        </w:t>
+      </w:r>
+      <w:proofErr w:type="spellStart"/>
+      <w:r>
+        <w:t>lr_get_vuser_</w:t>
+      </w:r>
+      <w:proofErr w:type="gramStart"/>
+      <w:r>
+        <w:t>id</w:t>
+      </w:r>
+      <w:proofErr w:type="spellEnd"/>
+      <w:r>
+        <w:t xml:space="preserve">(),   </w:t>
+      </w:r>
+      <w:proofErr w:type="gramEnd"/>
+      <w:r>
+        <w:t xml:space="preserve">      // unique per Vuser</w:t>
+      </w:r>
+    </w:p>
+    <w:p>
+      <w:r>
+        <w:t xml:space="preserve">        </w:t>
+      </w:r>
+      <w:proofErr w:type="spellStart"/>
+      <w:r>
+        <w:t>lr_get_</w:t>
+      </w:r>
+      <w:proofErr w:type="gramStart"/>
+      <w:r>
+        <w:t>iteration</w:t>
+      </w:r>
+      <w:proofErr w:type="spellEnd"/>
+      <w:r>
+        <w:t xml:space="preserve">(),   </w:t>
+      </w:r>
+      <w:proofErr w:type="gramEnd"/>
+      <w:r>
+        <w:t xml:space="preserve">     // unique per iteration</w:t>
+      </w:r>
+    </w:p>
+    <w:p>
+      <w:r>
+        <w:t xml:space="preserve">        </w:t>
+      </w:r>
+      <w:proofErr w:type="gramStart"/>
+      <w:r>
+        <w:t>time(</w:t>
+      </w:r>
+      <w:proofErr w:type="gramEnd"/>
+      <w:r>
+        <w:t>NULL)</w:t>
+      </w:r>
+      <w:proofErr w:type="gramStart"/>
+      <w:r>
+        <w:t xml:space="preserve">);   </w:t>
+      </w:r>
+      <w:proofErr w:type="gramEnd"/>
+      <w:r>
+        <w:t xml:space="preserve">            // unique timestamp</w:t>
+      </w:r>
+    </w:p>
+    <w:p/>
+    <w:p>
+      <w:proofErr w:type="spellStart"/>
+      <w:r>
+        <w:t>lr_output_</w:t>
+      </w:r>
+      <w:proofErr w:type="gramStart"/>
+      <w:r>
+        <w:t>message</w:t>
+      </w:r>
+      <w:proofErr w:type="spellEnd"/>
+      <w:r>
+        <w:t>(</w:t>
+      </w:r>
+      <w:proofErr w:type="gramEnd"/>
+      <w:r>
+        <w:t xml:space="preserve">"Generated File: %s", </w:t>
+      </w:r>
+      <w:proofErr w:type="spellStart"/>
+      <w:r>
+        <w:t>fileName</w:t>
+      </w:r>
+      <w:proofErr w:type="spellEnd"/>
+      <w:proofErr w:type="gramStart"/>
+      <w:r>
+        <w:t>);</w:t>
+      </w:r>
+      <w:proofErr w:type="gramEnd"/>
     </w:p>
     <w:p/>
     <w:p/>
@@ -1390,9 +2438,27 @@
       </w:r>
     </w:p>
     <w:p>
-      <w:r>
-        <w:t>what are the bottle nacks</w:t>
-      </w:r>
+      <w:proofErr w:type="gramStart"/>
+      <w:r>
+        <w:t>what</w:t>
+      </w:r>
+      <w:proofErr w:type="gramEnd"/>
+      <w:r>
+        <w:t xml:space="preserve"> </w:t>
+      </w:r>
+      <w:proofErr w:type="gramStart"/>
+      <w:r>
+        <w:t>are</w:t>
+      </w:r>
+      <w:proofErr w:type="gramEnd"/>
+      <w:r>
+        <w:t xml:space="preserve"> the bottle </w:t>
+      </w:r>
+      <w:proofErr w:type="spellStart"/>
+      <w:r>
+        <w:t>nacks</w:t>
+      </w:r>
+      <w:proofErr w:type="spellEnd"/>
     </w:p>
     <w:p>
       <w:r>
@@ -1512,7 +2578,15 @@
     <w:p/>
     <w:p>
       <w:r>
-        <w:t>Symptom: Slow response under load.</w:t>
+        <w:t xml:space="preserve">Symptom: Slow response </w:t>
+      </w:r>
+      <w:proofErr w:type="gramStart"/>
+      <w:r>
+        <w:t>under load</w:t>
+      </w:r>
+      <w:proofErr w:type="gramEnd"/>
+      <w:r>
+        <w:t>.</w:t>
       </w:r>
     </w:p>
     <w:p/>
@@ -1656,7 +2730,15 @@
     <w:p/>
     <w:p>
       <w:r>
-        <w:t>Do you want me to also prepare a ready 2–3 line answer for this (like you’d say directly in the interview)?</w:t>
+        <w:t>Do you want me to also prepare a ready 2–</w:t>
+      </w:r>
+      <w:proofErr w:type="gramStart"/>
+      <w:r>
+        <w:t>3 line</w:t>
+      </w:r>
+      <w:proofErr w:type="gramEnd"/>
+      <w:r>
+        <w:t xml:space="preserve"> answer for this (like you’d say directly in the interview)?</w:t>
       </w:r>
     </w:p>
     <w:p/>
@@ -1666,9 +2748,19 @@
       </w:r>
     </w:p>
     <w:p>
-      <w:r>
-        <w:t>non GUI mode for jmtere</w:t>
-      </w:r>
+      <w:proofErr w:type="gramStart"/>
+      <w:r>
+        <w:t>non GUI</w:t>
+      </w:r>
+      <w:proofErr w:type="gramEnd"/>
+      <w:r>
+        <w:t xml:space="preserve"> mode for </w:t>
+      </w:r>
+      <w:proofErr w:type="spellStart"/>
+      <w:r>
+        <w:t>jmtere</w:t>
+      </w:r>
+      <w:proofErr w:type="spellEnd"/>
     </w:p>
     <w:p>
       <w:r>
@@ -1678,7 +2770,15 @@
     <w:p/>
     <w:p>
       <w:r>
-        <w:t>Running JMeter in Non-GUI Mode:</w:t>
+        <w:t xml:space="preserve">Running JMeter in </w:t>
+      </w:r>
+      <w:proofErr w:type="gramStart"/>
+      <w:r>
+        <w:t>Non-GUI Mode</w:t>
+      </w:r>
+      <w:proofErr w:type="gramEnd"/>
+      <w:r>
+        <w:t>:</w:t>
       </w:r>
     </w:p>
     <w:p/>
@@ -1701,27 +2801,80 @@
     </w:p>
     <w:p/>
     <w:p>
-      <w:r>
-        <w:t>jmeter -n -t test.jmx -l result.jtl -e -o ./Report</w:t>
-      </w:r>
-    </w:p>
-    <w:p/>
-    <w:p/>
-    <w:p>
-      <w:r>
-        <w:t>-n → Non-GUI mode</w:t>
-      </w:r>
-    </w:p>
-    <w:p/>
-    <w:p>
-      <w:r>
-        <w:t>-t → Test plan file (.jmx)</w:t>
-      </w:r>
-    </w:p>
-    <w:p/>
-    <w:p>
-      <w:r>
-        <w:t>-l → Log results (.jtl)</w:t>
+      <w:proofErr w:type="spellStart"/>
+      <w:r>
+        <w:t>jmeter</w:t>
+      </w:r>
+      <w:proofErr w:type="spellEnd"/>
+      <w:r>
+        <w:t xml:space="preserve"> -n -t </w:t>
+      </w:r>
+      <w:proofErr w:type="spellStart"/>
+      <w:r>
+        <w:t>test.jmx</w:t>
+      </w:r>
+      <w:proofErr w:type="spellEnd"/>
+      <w:r>
+        <w:t xml:space="preserve"> -l </w:t>
+      </w:r>
+      <w:proofErr w:type="spellStart"/>
+      <w:r>
+        <w:t>result.jtl</w:t>
+      </w:r>
+      <w:proofErr w:type="spellEnd"/>
+      <w:r>
+        <w:t xml:space="preserve"> -e -</w:t>
+      </w:r>
+      <w:proofErr w:type="gramStart"/>
+      <w:r>
+        <w:t>o .</w:t>
+      </w:r>
+      <w:proofErr w:type="gramEnd"/>
+      <w:r>
+        <w:t>/Report</w:t>
+      </w:r>
+    </w:p>
+    <w:p/>
+    <w:p/>
+    <w:p>
+      <w:r>
+        <w:t xml:space="preserve">-n → </w:t>
+      </w:r>
+      <w:proofErr w:type="gramStart"/>
+      <w:r>
+        <w:t>Non-GUI</w:t>
+      </w:r>
+      <w:proofErr w:type="gramEnd"/>
+      <w:r>
+        <w:t xml:space="preserve"> mode</w:t>
+      </w:r>
+    </w:p>
+    <w:p/>
+    <w:p>
+      <w:r>
+        <w:t>-t → Test plan file (.</w:t>
+      </w:r>
+      <w:proofErr w:type="spellStart"/>
+      <w:r>
+        <w:t>jmx</w:t>
+      </w:r>
+      <w:proofErr w:type="spellEnd"/>
+      <w:r>
+        <w:t>)</w:t>
+      </w:r>
+    </w:p>
+    <w:p/>
+    <w:p>
+      <w:r>
+        <w:t>-l → Log results (.</w:t>
+      </w:r>
+      <w:proofErr w:type="spellStart"/>
+      <w:r>
+        <w:t>jtl</w:t>
+      </w:r>
+      <w:proofErr w:type="spellEnd"/>
+      <w:r>
+        <w:t>)</w:t>
       </w:r>
     </w:p>
     <w:p/>
@@ -1750,9 +2903,35 @@
     </w:p>
     <w:p/>
     <w:p>
-      <w:r>
-        <w:t>jmeter -n -t LoginTest.jmx -l LoginResult.jtl -e -o LoginReport</w:t>
-      </w:r>
+      <w:proofErr w:type="spellStart"/>
+      <w:r>
+        <w:t>jmeter</w:t>
+      </w:r>
+      <w:proofErr w:type="spellEnd"/>
+      <w:r>
+        <w:t xml:space="preserve"> -n -t </w:t>
+      </w:r>
+      <w:proofErr w:type="spellStart"/>
+      <w:r>
+        <w:t>LoginTest.jmx</w:t>
+      </w:r>
+      <w:proofErr w:type="spellEnd"/>
+      <w:r>
+        <w:t xml:space="preserve"> -l </w:t>
+      </w:r>
+      <w:proofErr w:type="spellStart"/>
+      <w:r>
+        <w:t>LoginResult.jtl</w:t>
+      </w:r>
+      <w:proofErr w:type="spellEnd"/>
+      <w:r>
+        <w:t xml:space="preserve"> -e -o </w:t>
+      </w:r>
+      <w:proofErr w:type="spellStart"/>
+      <w:r>
+        <w:t>LoginReport</w:t>
+      </w:r>
+      <w:proofErr w:type="spellEnd"/>
     </w:p>
     <w:p/>
     <w:p/>
@@ -1774,9 +2953,11 @@
       </w:r>
     </w:p>
     <w:p>
+      <w:proofErr w:type="gramStart"/>
       <w:r>
         <w:t>distribution testing and configuration</w:t>
       </w:r>
+      <w:proofErr w:type="gramEnd"/>
     </w:p>
     <w:p>
       <w:r>
@@ -1810,13 +2991,36 @@
     <w:p/>
     <w:p>
       <w:r>
-        <w:t>In jmeter.properties (on master), set:</w:t>
-      </w:r>
-    </w:p>
-    <w:p/>
-    <w:p>
-      <w:r>
-        <w:t>remote_hosts=slave1_IP:1099,slave2_IP:1099</w:t>
+        <w:t xml:space="preserve">In </w:t>
+      </w:r>
+      <w:proofErr w:type="spellStart"/>
+      <w:proofErr w:type="gramStart"/>
+      <w:r>
+        <w:t>jmeter.properties</w:t>
+      </w:r>
+      <w:proofErr w:type="spellEnd"/>
+      <w:proofErr w:type="gramEnd"/>
+      <w:r>
+        <w:t xml:space="preserve"> (on master), set:</w:t>
+      </w:r>
+    </w:p>
+    <w:p/>
+    <w:p>
+      <w:proofErr w:type="spellStart"/>
+      <w:r>
+        <w:t>remote_hosts</w:t>
+      </w:r>
+      <w:proofErr w:type="spellEnd"/>
+      <w:r>
+        <w:t>=slave1_IP:</w:t>
+      </w:r>
+      <w:proofErr w:type="gramStart"/>
+      <w:r>
+        <w:t>1099,slave</w:t>
+      </w:r>
+      <w:proofErr w:type="gramEnd"/>
+      <w:r>
+        <w:t>2_IP:1099</w:t>
       </w:r>
     </w:p>
     <w:p/>
@@ -1834,8 +3038,13 @@
     </w:p>
     <w:p/>
     <w:p>
-      <w:r>
-        <w:t>jmeter-server</w:t>
+      <w:proofErr w:type="spellStart"/>
+      <w:r>
+        <w:t>jmeter</w:t>
+      </w:r>
+      <w:proofErr w:type="spellEnd"/>
+      <w:r>
+        <w:t>-server</w:t>
       </w:r>
     </w:p>
     <w:p/>
@@ -1859,8 +3068,21 @@
     </w:p>
     <w:p/>
     <w:p>
-      <w:r>
-        <w:t>jmeter -n -t test.jmx -r</w:t>
+      <w:proofErr w:type="spellStart"/>
+      <w:r>
+        <w:t>jmeter</w:t>
+      </w:r>
+      <w:proofErr w:type="spellEnd"/>
+      <w:r>
+        <w:t xml:space="preserve"> -n -t </w:t>
+      </w:r>
+      <w:proofErr w:type="spellStart"/>
+      <w:r>
+        <w:t>test.jmx</w:t>
+      </w:r>
+      <w:proofErr w:type="spellEnd"/>
+      <w:r>
+        <w:t xml:space="preserve"> -r</w:t>
       </w:r>
     </w:p>
     <w:p/>
@@ -1885,7 +3107,15 @@
     <w:p/>
     <w:p>
       <w:r>
-        <w:t>Test plan must use same paths/files (e.g., CSVs must exist on all slaves).</w:t>
+        <w:t xml:space="preserve">Test </w:t>
+      </w:r>
+      <w:proofErr w:type="gramStart"/>
+      <w:r>
+        <w:t>plan</w:t>
+      </w:r>
+      <w:proofErr w:type="gramEnd"/>
+      <w:r>
+        <w:t xml:space="preserve"> must use same paths/files (e.g., CSVs must exist on all slaves).</w:t>
       </w:r>
     </w:p>
     <w:p/>
@@ -1925,8 +3155,13 @@
       </w:r>
     </w:p>
     <w:p>
-      <w:r>
-        <w:t>hey give for short way for interview</w:t>
+      <w:proofErr w:type="gramStart"/>
+      <w:r>
+        <w:t>hey</w:t>
+      </w:r>
+      <w:proofErr w:type="gramEnd"/>
+      <w:r>
+        <w:t xml:space="preserve"> give for short way for interview</w:t>
       </w:r>
     </w:p>
     <w:p>
@@ -1958,7 +3193,15 @@
     <w:p/>
     <w:p>
       <w:r>
-        <w:t>Master controls test, slaves generate load.</w:t>
+        <w:t xml:space="preserve">Master controls </w:t>
+      </w:r>
+      <w:proofErr w:type="gramStart"/>
+      <w:r>
+        <w:t>test</w:t>
+      </w:r>
+      <w:proofErr w:type="gramEnd"/>
+      <w:r>
+        <w:t>, slaves generate load.</w:t>
       </w:r>
     </w:p>
     <w:p/>
@@ -1970,20 +3213,59 @@
     <w:p/>
     <w:p>
       <w:r>
-        <w:t>Configure remote_hosts in jmeter.properties.</w:t>
-      </w:r>
-    </w:p>
-    <w:p/>
-    <w:p>
-      <w:r>
-        <w:t>Start slaves with jmeter-server.</w:t>
-      </w:r>
-    </w:p>
-    <w:p/>
-    <w:p>
-      <w:r>
-        <w:t>Run test from master using -r.</w:t>
-      </w:r>
+        <w:t xml:space="preserve">Configure </w:t>
+      </w:r>
+      <w:proofErr w:type="spellStart"/>
+      <w:r>
+        <w:t>remote_hosts</w:t>
+      </w:r>
+      <w:proofErr w:type="spellEnd"/>
+      <w:r>
+        <w:t xml:space="preserve"> in </w:t>
+      </w:r>
+      <w:proofErr w:type="spellStart"/>
+      <w:proofErr w:type="gramStart"/>
+      <w:r>
+        <w:t>jmeter.properties</w:t>
+      </w:r>
+      <w:proofErr w:type="spellEnd"/>
+      <w:proofErr w:type="gramEnd"/>
+      <w:r>
+        <w:t>.</w:t>
+      </w:r>
+    </w:p>
+    <w:p/>
+    <w:p>
+      <w:r>
+        <w:t xml:space="preserve">Start slaves with </w:t>
+      </w:r>
+      <w:proofErr w:type="spellStart"/>
+      <w:r>
+        <w:t>jmeter</w:t>
+      </w:r>
+      <w:proofErr w:type="spellEnd"/>
+      <w:r>
+        <w:t>-</w:t>
+      </w:r>
+      <w:proofErr w:type="gramStart"/>
+      <w:r>
+        <w:t>server</w:t>
+      </w:r>
+      <w:proofErr w:type="gramEnd"/>
+      <w:r>
+        <w:t>.</w:t>
+      </w:r>
+    </w:p>
+    <w:p/>
+    <w:p>
+      <w:r>
+        <w:t xml:space="preserve">Run test from master </w:t>
+      </w:r>
+      <w:proofErr w:type="gramStart"/>
+      <w:r>
+        <w:t>using -r.</w:t>
+      </w:r>
+      <w:proofErr w:type="gramEnd"/>
     </w:p>
     <w:p/>
     <w:p>
@@ -2023,7 +3305,23 @@
     <w:p/>
     <w:p>
       <w:r>
-        <w:t>A file that stores private keys &amp; certificates (usually .jks, .p12).</w:t>
+        <w:t>A file that stores private keys &amp; certificates (</w:t>
+      </w:r>
+      <w:proofErr w:type="gramStart"/>
+      <w:r>
+        <w:t>usually .</w:t>
+      </w:r>
+      <w:proofErr w:type="spellStart"/>
+      <w:r>
+        <w:t>jks</w:t>
+      </w:r>
+      <w:proofErr w:type="spellEnd"/>
+      <w:r>
+        <w:t>, .p</w:t>
+      </w:r>
+      <w:proofErr w:type="gramEnd"/>
+      <w:r>
+        <w:t>12).</w:t>
       </w:r>
     </w:p>
     <w:p/>
@@ -2053,19 +3351,63 @@
     <w:p/>
     <w:p>
       <w:r>
-        <w:t>Go to system.properties / user.properties, set:</w:t>
-      </w:r>
-    </w:p>
-    <w:p/>
-    <w:p>
-      <w:r>
-        <w:t>javax.net.ssl.keyStore=path/to/keystore.jks</w:t>
-      </w:r>
-    </w:p>
-    <w:p>
-      <w:r>
-        <w:t>javax.net.ssl.keyStorePassword=yourPassword</w:t>
-      </w:r>
+        <w:t xml:space="preserve">Go to </w:t>
+      </w:r>
+      <w:proofErr w:type="spellStart"/>
+      <w:proofErr w:type="gramStart"/>
+      <w:r>
+        <w:t>system.properties</w:t>
+      </w:r>
+      <w:proofErr w:type="spellEnd"/>
+      <w:proofErr w:type="gramEnd"/>
+      <w:r>
+        <w:t xml:space="preserve"> / </w:t>
+      </w:r>
+      <w:proofErr w:type="spellStart"/>
+      <w:proofErr w:type="gramStart"/>
+      <w:r>
+        <w:t>user.properties</w:t>
+      </w:r>
+      <w:proofErr w:type="spellEnd"/>
+      <w:proofErr w:type="gramEnd"/>
+      <w:r>
+        <w:t>, set:</w:t>
+      </w:r>
+    </w:p>
+    <w:p/>
+    <w:p>
+      <w:proofErr w:type="spellStart"/>
+      <w:proofErr w:type="gramStart"/>
+      <w:r>
+        <w:t>javax.net.ssl.keyStore</w:t>
+      </w:r>
+      <w:proofErr w:type="spellEnd"/>
+      <w:proofErr w:type="gramEnd"/>
+      <w:r>
+        <w:t>=path/to/</w:t>
+      </w:r>
+      <w:proofErr w:type="spellStart"/>
+      <w:r>
+        <w:t>keystore.jks</w:t>
+      </w:r>
+      <w:proofErr w:type="spellEnd"/>
+    </w:p>
+    <w:p>
+      <w:proofErr w:type="spellStart"/>
+      <w:proofErr w:type="gramStart"/>
+      <w:r>
+        <w:t>javax.net.ssl.keyStorePassword</w:t>
+      </w:r>
+      <w:proofErr w:type="spellEnd"/>
+      <w:proofErr w:type="gramEnd"/>
+      <w:r>
+        <w:t>=</w:t>
+      </w:r>
+      <w:proofErr w:type="spellStart"/>
+      <w:r>
+        <w:t>yourPassword</w:t>
+      </w:r>
+      <w:proofErr w:type="spellEnd"/>
     </w:p>
     <w:p/>
     <w:p/>
@@ -2095,7 +3437,15 @@
     <w:p/>
     <w:p>
       <w:r>
-        <w:t>Do you want me to also explain the difference between Keystore &amp; Truststore (common follow-up)?</w:t>
+        <w:t xml:space="preserve">Do you want me to also explain the difference between Keystore &amp; </w:t>
+      </w:r>
+      <w:proofErr w:type="spellStart"/>
+      <w:r>
+        <w:t>Truststore</w:t>
+      </w:r>
+      <w:proofErr w:type="spellEnd"/>
+      <w:r>
+        <w:t xml:space="preserve"> (common follow-up)?</w:t>
       </w:r>
     </w:p>
     <w:p/>
@@ -2106,7 +3456,23 @@
     </w:p>
     <w:p>
       <w:r>
-        <w:t>do making mistakes there is no parallel funtion in lr but you answer it why</w:t>
+        <w:t xml:space="preserve">do making mistakes there is no parallel </w:t>
+      </w:r>
+      <w:proofErr w:type="spellStart"/>
+      <w:r>
+        <w:t>funtion</w:t>
+      </w:r>
+      <w:proofErr w:type="spellEnd"/>
+      <w:r>
+        <w:t xml:space="preserve"> in </w:t>
+      </w:r>
+      <w:proofErr w:type="spellStart"/>
+      <w:r>
+        <w:t>lr</w:t>
+      </w:r>
+      <w:proofErr w:type="spellEnd"/>
+      <w:r>
+        <w:t xml:space="preserve"> but you answer it why</w:t>
       </w:r>
     </w:p>
     <w:p>
@@ -2135,25 +3501,78 @@
     <w:p/>
     <w:p>
       <w:r>
-        <w:t>LoadRunner does NOT have any function like lr_start_parallel_transaction or lr_start_parallel.</w:t>
-      </w:r>
-    </w:p>
-    <w:p/>
-    <w:p>
-      <w:r>
-        <w:t>What LoadRunner actually supports is:</w:t>
-      </w:r>
-    </w:p>
-    <w:p/>
-    <w:p>
-      <w:r>
-        <w:t>web_concurrent_start / web_concurrent_end → to send requests in parallel (CSS, JS, images).</w:t>
-      </w:r>
-    </w:p>
-    <w:p/>
-    <w:p>
-      <w:r>
-        <w:t>Async APIs (web_reg_async_…) → to handle AJAX/websocket style parallelism.</w:t>
+        <w:t xml:space="preserve">LoadRunner does NOT have any function like </w:t>
+      </w:r>
+      <w:proofErr w:type="spellStart"/>
+      <w:r>
+        <w:t>lr_start_parallel_transaction</w:t>
+      </w:r>
+      <w:proofErr w:type="spellEnd"/>
+      <w:r>
+        <w:t xml:space="preserve"> or </w:t>
+      </w:r>
+      <w:proofErr w:type="spellStart"/>
+      <w:r>
+        <w:t>lr_start_parallel</w:t>
+      </w:r>
+      <w:proofErr w:type="spellEnd"/>
+      <w:r>
+        <w:t>.</w:t>
+      </w:r>
+    </w:p>
+    <w:p/>
+    <w:p>
+      <w:r>
+        <w:t xml:space="preserve">What LoadRunner </w:t>
+      </w:r>
+      <w:proofErr w:type="gramStart"/>
+      <w:r>
+        <w:t>actually supports</w:t>
+      </w:r>
+      <w:proofErr w:type="gramEnd"/>
+      <w:r>
+        <w:t xml:space="preserve"> is:</w:t>
+      </w:r>
+    </w:p>
+    <w:p/>
+    <w:p>
+      <w:proofErr w:type="spellStart"/>
+      <w:r>
+        <w:t>web_concurrent_start</w:t>
+      </w:r>
+      <w:proofErr w:type="spellEnd"/>
+      <w:r>
+        <w:t xml:space="preserve"> / </w:t>
+      </w:r>
+      <w:proofErr w:type="spellStart"/>
+      <w:r>
+        <w:t>web_concurrent_end</w:t>
+      </w:r>
+      <w:proofErr w:type="spellEnd"/>
+      <w:r>
+        <w:t xml:space="preserve"> → to send requests in parallel (CSS, JS, images).</w:t>
+      </w:r>
+    </w:p>
+    <w:p/>
+    <w:p>
+      <w:r>
+        <w:t>Async APIs (</w:t>
+      </w:r>
+      <w:proofErr w:type="spellStart"/>
+      <w:r>
+        <w:t>web_reg_async</w:t>
+      </w:r>
+      <w:proofErr w:type="spellEnd"/>
+      <w:r>
+        <w:t>_…) → to handle AJAX/</w:t>
+      </w:r>
+      <w:proofErr w:type="spellStart"/>
+      <w:r>
+        <w:t>websocket</w:t>
+      </w:r>
+      <w:proofErr w:type="spellEnd"/>
+      <w:r>
+        <w:t xml:space="preserve"> style parallelism.</w:t>
       </w:r>
     </w:p>
     <w:p/>
@@ -2164,9 +3583,26 @@
     </w:p>
     <w:p/>
     <w:p>
+      <w:proofErr w:type="gramStart"/>
       <w:r>
         <w:lastRenderedPageBreak/>
-        <w:t xml:space="preserve">So my earlier mention of a "parallel controller function" was incorrect. Thanks for pointing it out </w:t>
+        <w:t>So</w:t>
+      </w:r>
+      <w:proofErr w:type="gramEnd"/>
+      <w:r>
+        <w:t xml:space="preserve"> my earlier mention of </w:t>
+      </w:r>
+      <w:proofErr w:type="gramStart"/>
+      <w:r>
+        <w:t>a "</w:t>
+      </w:r>
+      <w:proofErr w:type="gramEnd"/>
+      <w:r>
+        <w:t xml:space="preserve">parallel controller function" was incorrect. Thanks for pointing it </w:t>
+      </w:r>
+      <w:proofErr w:type="gramStart"/>
+      <w:r>
+        <w:t xml:space="preserve">out </w:t>
       </w:r>
       <w:r>
         <w:rPr>
@@ -2177,6 +3613,7 @@
       <w:r>
         <w:t>.</w:t>
       </w:r>
+      <w:proofErr w:type="gramEnd"/>
     </w:p>
     <w:p/>
     <w:p>
@@ -2192,7 +3629,23 @@
     </w:p>
     <w:p>
       <w:r>
-        <w:t>In LoadRunner, true parallelism is achieved only with web_concurrent_start/end or async APIs, not with an lr_ function.</w:t>
+        <w:t xml:space="preserve">In LoadRunner, true parallelism is achieved only with </w:t>
+      </w:r>
+      <w:proofErr w:type="spellStart"/>
+      <w:r>
+        <w:t>web_concurrent_start</w:t>
+      </w:r>
+      <w:proofErr w:type="spellEnd"/>
+      <w:r>
+        <w:t xml:space="preserve">/end or async APIs, not with an </w:t>
+      </w:r>
+      <w:proofErr w:type="spellStart"/>
+      <w:r>
+        <w:t>lr</w:t>
+      </w:r>
+      <w:proofErr w:type="spellEnd"/>
+      <w:r>
+        <w:t>_ function.</w:t>
       </w:r>
     </w:p>
     <w:p/>
